--- a/docs/ServeIQ-Changes.docx
+++ b/docs/ServeIQ-Changes.docx
@@ -92,15 +92,6 @@
     <w:p>
       <w:r>
         <w:t>to send a token. See §8 for what the UI team needs.</w:t>
-      </w:r>
-    </w:p>
-    <w:p>
-      <w:pPr>
-        <w:pStyle w:val="ListBullet"/>
-        <w:spacing w:after="60"/>
-      </w:pPr>
-      <w:r>
-        <w:t>§2 — credentials in this repo need rotating regardless of anything else here.</w:t>
       </w:r>
     </w:p>
     <w:p>
@@ -1085,7 +1076,7 @@
         <w:t>README-CONFIG.md</w:t>
       </w:r>
       <w:r>
-        <w:t xml:space="preserve"> covers local, Docker, compose, Kubernetes and rotation.</w:t>
+        <w:t xml:space="preserve"> covers local, Docker, compose and Kubernetes.</w:t>
       </w:r>
     </w:p>
     <w:p>
@@ -1107,17 +1098,6 @@
       </w:r>
       <w:r>
         <w:t xml:space="preserve"> into system properties now, not just three Twilio keys, and never overwrites a real environment variable, so deployed environments are unaffected.</w:t>
-      </w:r>
-    </w:p>
-    <w:p>
-      <w:r>
-        <w:rPr>
-          <w:b/>
-        </w:rPr>
-        <w:t>These credentials should be treated as compromised and rotated</w:t>
-      </w:r>
-      <w:r>
-        <w:t xml:space="preserve"> — Postgres password, Twilio auth token, Cloudinary API secret. They are still in git history, so deleting them from the working tree does not undo the exposure.</w:t>
       </w:r>
     </w:p>
     <w:p>
@@ -4186,26 +4166,6 @@
         <w:rPr>
           <w:b/>
         </w:rPr>
-        <w:t>Rotate the exposed credentials</w:t>
-      </w:r>
-      <w:r>
-        <w:t xml:space="preserve"> — Postgres password, Twilio auth token,</w:t>
-      </w:r>
-    </w:p>
-    <w:p>
-      <w:r>
-        <w:t>Cloudinary API secret. They are in git history.</w:t>
-      </w:r>
-    </w:p>
-    <w:p>
-      <w:pPr>
-        <w:pStyle w:val="ListNumber"/>
-        <w:spacing w:after="60"/>
-      </w:pPr>
-      <w:r>
-        <w:rPr>
-          <w:b/>
-        </w:rPr>
         <w:t>Set the environment variables.</w:t>
       </w:r>
       <w:r>
